--- a/klagomål/S 2962-2025 FSC-klagomål.docx
+++ b/klagomål/S 2962-2025 FSC-klagomål.docx
@@ -1594,7 +1594,7 @@
     <w:r>
       <w:tab/>
       <w:tab/>
-      <w:t>2026-07-13</w:t>
+      <w:t>2026-07-14</w:t>
       <w:br/>
       <w:br/>
     </w:r>

--- a/klagomål/S 2962-2025 FSC-klagomål.docx
+++ b/klagomål/S 2962-2025 FSC-klagomål.docx
@@ -1594,7 +1594,7 @@
     <w:r>
       <w:tab/>
       <w:tab/>
-      <w:t>2026-07-14</w:t>
+      <w:t>2026-07-15</w:t>
       <w:br/>
       <w:br/>
     </w:r>

--- a/klagomål/S 2962-2025 FSC-klagomål.docx
+++ b/klagomål/S 2962-2025 FSC-klagomål.docx
@@ -1594,7 +1594,7 @@
     <w:r>
       <w:tab/>
       <w:tab/>
-      <w:t>2026-07-15</w:t>
+      <w:t>2026-07-16</w:t>
       <w:br/>
       <w:br/>
     </w:r>

--- a/klagomål/S 2962-2025 FSC-klagomål.docx
+++ b/klagomål/S 2962-2025 FSC-klagomål.docx
@@ -1594,7 +1594,7 @@
     <w:r>
       <w:tab/>
       <w:tab/>
-      <w:t>2026-07-16</w:t>
+      <w:t>2026-07-17</w:t>
       <w:br/>
       <w:br/>
     </w:r>

--- a/klagomål/S 2962-2025 FSC-klagomål.docx
+++ b/klagomål/S 2962-2025 FSC-klagomål.docx
@@ -1594,7 +1594,7 @@
     <w:r>
       <w:tab/>
       <w:tab/>
-      <w:t>2026-07-17</w:t>
+      <w:t>2026-07-18</w:t>
       <w:br/>
       <w:br/>
     </w:r>

--- a/klagomål/S 2962-2025 FSC-klagomål.docx
+++ b/klagomål/S 2962-2025 FSC-klagomål.docx
@@ -1594,7 +1594,7 @@
     <w:r>
       <w:tab/>
       <w:tab/>
-      <w:t>2026-07-18</w:t>
+      <w:t>2026-07-19</w:t>
       <w:br/>
       <w:br/>
     </w:r>

--- a/klagomål/S 2962-2025 FSC-klagomål.docx
+++ b/klagomål/S 2962-2025 FSC-klagomål.docx
@@ -1594,7 +1594,7 @@
     <w:r>
       <w:tab/>
       <w:tab/>
-      <w:t>2026-07-19</w:t>
+      <w:t>2026-07-20</w:t>
       <w:br/>
       <w:br/>
     </w:r>

--- a/klagomål/S 2962-2025 FSC-klagomål.docx
+++ b/klagomål/S 2962-2025 FSC-klagomål.docx
@@ -1594,7 +1594,7 @@
     <w:r>
       <w:tab/>
       <w:tab/>
-      <w:t>2026-07-20</w:t>
+      <w:t>2026-07-21</w:t>
       <w:br/>
       <w:br/>
     </w:r>

--- a/klagomål/S 2962-2025 FSC-klagomål.docx
+++ b/klagomål/S 2962-2025 FSC-klagomål.docx
@@ -1594,7 +1594,7 @@
     <w:r>
       <w:tab/>
       <w:tab/>
-      <w:t>2026-07-21</w:t>
+      <w:t>2026-07-22</w:t>
       <w:br/>
       <w:br/>
     </w:r>

--- a/klagomål/S 2962-2025 FSC-klagomål.docx
+++ b/klagomål/S 2962-2025 FSC-klagomål.docx
@@ -1594,7 +1594,7 @@
     <w:r>
       <w:tab/>
       <w:tab/>
-      <w:t>2026-07-22</w:t>
+      <w:t>2026-07-23</w:t>
       <w:br/>
       <w:br/>
     </w:r>

--- a/klagomål/S 2962-2025 FSC-klagomål.docx
+++ b/klagomål/S 2962-2025 FSC-klagomål.docx
@@ -1594,7 +1594,7 @@
     <w:r>
       <w:tab/>
       <w:tab/>
-      <w:t>2026-07-23</w:t>
+      <w:t>2026-07-24</w:t>
       <w:br/>
       <w:br/>
     </w:r>

--- a/klagomål/S 2962-2025 FSC-klagomål.docx
+++ b/klagomål/S 2962-2025 FSC-klagomål.docx
@@ -1594,7 +1594,7 @@
     <w:r>
       <w:tab/>
       <w:tab/>
-      <w:t>2026-07-24</w:t>
+      <w:t>2026-07-25</w:t>
       <w:br/>
       <w:br/>
     </w:r>

--- a/klagomål/S 2962-2025 FSC-klagomål.docx
+++ b/klagomål/S 2962-2025 FSC-klagomål.docx
@@ -1594,7 +1594,7 @@
     <w:r>
       <w:tab/>
       <w:tab/>
-      <w:t>2026-07-25</w:t>
+      <w:t>2026-07-26</w:t>
       <w:br/>
       <w:br/>
     </w:r>

--- a/klagomål/S 2962-2025 FSC-klagomål.docx
+++ b/klagomål/S 2962-2025 FSC-klagomål.docx
@@ -1594,7 +1594,7 @@
     <w:r>
       <w:tab/>
       <w:tab/>
-      <w:t>2026-07-26</w:t>
+      <w:t>2026-07-27</w:t>
       <w:br/>
       <w:br/>
     </w:r>

--- a/klagomål/S 2962-2025 FSC-klagomål.docx
+++ b/klagomål/S 2962-2025 FSC-klagomål.docx
@@ -1594,7 +1594,7 @@
     <w:r>
       <w:tab/>
       <w:tab/>
-      <w:t>2026-07-27</w:t>
+      <w:t>2026-07-28</w:t>
       <w:br/>
       <w:br/>
     </w:r>

--- a/klagomål/S 2962-2025 FSC-klagomål.docx
+++ b/klagomål/S 2962-2025 FSC-klagomål.docx
@@ -1594,7 +1594,7 @@
     <w:r>
       <w:tab/>
       <w:tab/>
-      <w:t>2026-07-28</w:t>
+      <w:t>2026-07-29</w:t>
       <w:br/>
       <w:br/>
     </w:r>

--- a/klagomål/S 2962-2025 FSC-klagomål.docx
+++ b/klagomål/S 2962-2025 FSC-klagomål.docx
@@ -1594,7 +1594,7 @@
     <w:r>
       <w:tab/>
       <w:tab/>
-      <w:t>2026-07-29</w:t>
+      <w:t>2026-07-30</w:t>
       <w:br/>
       <w:br/>
     </w:r>

--- a/klagomål/S 2962-2025 FSC-klagomål.docx
+++ b/klagomål/S 2962-2025 FSC-klagomål.docx
@@ -1594,7 +1594,7 @@
     <w:r>
       <w:tab/>
       <w:tab/>
-      <w:t>2026-07-30</w:t>
+      <w:t>2026-07-31</w:t>
       <w:br/>
       <w:br/>
     </w:r>

--- a/klagomål/S 2962-2025 FSC-klagomål.docx
+++ b/klagomål/S 2962-2025 FSC-klagomål.docx
@@ -1594,7 +1594,7 @@
     <w:r>
       <w:tab/>
       <w:tab/>
-      <w:t>2026-07-31</w:t>
+      <w:t>2026-08-01</w:t>
       <w:br/>
       <w:br/>
     </w:r>

--- a/klagomål/S 2962-2025 FSC-klagomål.docx
+++ b/klagomål/S 2962-2025 FSC-klagomål.docx
@@ -1594,7 +1594,7 @@
     <w:r>
       <w:tab/>
       <w:tab/>
-      <w:t>2026-08-01</w:t>
+      <w:t>2026-08-02</w:t>
       <w:br/>
       <w:br/>
     </w:r>

--- a/klagomål/S 2962-2025 FSC-klagomål.docx
+++ b/klagomål/S 2962-2025 FSC-klagomål.docx
@@ -1594,7 +1594,7 @@
     <w:r>
       <w:tab/>
       <w:tab/>
-      <w:t>2026-08-02</w:t>
+      <w:t>2026-08-03</w:t>
       <w:br/>
       <w:br/>
     </w:r>

--- a/klagomål/S 2962-2025 FSC-klagomål.docx
+++ b/klagomål/S 2962-2025 FSC-klagomål.docx
@@ -1594,7 +1594,7 @@
     <w:r>
       <w:tab/>
       <w:tab/>
-      <w:t>2026-08-03</w:t>
+      <w:t>2026-08-05</w:t>
       <w:br/>
       <w:br/>
     </w:r>

--- a/klagomål/S 2962-2025 FSC-klagomål.docx
+++ b/klagomål/S 2962-2025 FSC-klagomål.docx
@@ -1594,7 +1594,7 @@
     <w:r>
       <w:tab/>
       <w:tab/>
-      <w:t>2026-08-05</w:t>
+      <w:t>2026-08-07</w:t>
       <w:br/>
       <w:br/>
     </w:r>

--- a/klagomål/S 2962-2025 FSC-klagomål.docx
+++ b/klagomål/S 2962-2025 FSC-klagomål.docx
@@ -1594,7 +1594,7 @@
     <w:r>
       <w:tab/>
       <w:tab/>
-      <w:t>2026-08-07</w:t>
+      <w:t>2026-08-08</w:t>
       <w:br/>
       <w:br/>
     </w:r>

--- a/klagomål/S 2962-2025 FSC-klagomål.docx
+++ b/klagomål/S 2962-2025 FSC-klagomål.docx
@@ -216,7 +216,7 @@
         <w:spacing w:after="240"/>
       </w:pPr>
       <w:r>
-        <w:t>Figur 1. Fyndplatser för naturvårdsarter i och inom 25 meter från samrådsanmälan. Markörer utan svart kant är placerade på fyndplatsen. Markörer med svart kant är placerade vid sidan av fyndplatsen har ett svart streck som visar fyndplatsens exakta position. Kartans mittpunktskoordinat är N 6581040, E 499508 i SWEREF 99 TM.</w:t>
+        <w:t>Figur 1. Fyndplatser för naturvårdsarter i och inom 25 meter från samrådsanmälan. Markörer utan svart kant är placerade på fyndplatsen. Markörer med svart kant är placerade vid sidan av fyndplatsen och har ett svart streck som visar fyndplatsens exakta position. Kartans mittpunktskoordinat är N 6581040, E 499508 i SWEREF 99 TM.</w:t>
       </w:r>
     </w:p>
     <w:p>
@@ -1594,7 +1594,7 @@
     <w:r>
       <w:tab/>
       <w:tab/>
-      <w:t>2026-08-14</w:t>
+      <w:t>2026-08-15</w:t>
       <w:br/>
       <w:br/>
     </w:r>

--- a/klagomål/S 2962-2025 FSC-klagomål.docx
+++ b/klagomål/S 2962-2025 FSC-klagomål.docx
@@ -1594,7 +1594,7 @@
     <w:r>
       <w:tab/>
       <w:tab/>
-      <w:t>2026-08-15</w:t>
+      <w:t>2026-08-16</w:t>
       <w:br/>
       <w:br/>
     </w:r>

--- a/klagomål/S 2962-2025 FSC-klagomål.docx
+++ b/klagomål/S 2962-2025 FSC-klagomål.docx
@@ -1594,7 +1594,7 @@
     <w:r>
       <w:tab/>
       <w:tab/>
-      <w:t>2026-08-16</w:t>
+      <w:t>2026-08-17</w:t>
       <w:br/>
       <w:br/>
     </w:r>

--- a/klagomål/S 2962-2025 FSC-klagomål.docx
+++ b/klagomål/S 2962-2025 FSC-klagomål.docx
@@ -1594,7 +1594,7 @@
     <w:r>
       <w:tab/>
       <w:tab/>
-      <w:t>2026-08-17</w:t>
+      <w:t>2026-08-18</w:t>
       <w:br/>
       <w:br/>
     </w:r>

--- a/klagomål/S 2962-2025 FSC-klagomål.docx
+++ b/klagomål/S 2962-2025 FSC-klagomål.docx
@@ -1594,7 +1594,7 @@
     <w:r>
       <w:tab/>
       <w:tab/>
-      <w:t>2026-08-18</w:t>
+      <w:t>2026-08-19</w:t>
       <w:br/>
       <w:br/>
     </w:r>

--- a/klagomål/S 2962-2025 FSC-klagomål.docx
+++ b/klagomål/S 2962-2025 FSC-klagomål.docx
@@ -1594,7 +1594,7 @@
     <w:r>
       <w:tab/>
       <w:tab/>
-      <w:t>2026-08-19</w:t>
+      <w:t>2026-08-20</w:t>
       <w:br/>
       <w:br/>
     </w:r>

--- a/klagomål/S 2962-2025 FSC-klagomål.docx
+++ b/klagomål/S 2962-2025 FSC-klagomål.docx
@@ -1594,7 +1594,7 @@
     <w:r>
       <w:tab/>
       <w:tab/>
-      <w:t>2026-08-20</w:t>
+      <w:t>2026-08-21</w:t>
       <w:br/>
       <w:br/>
     </w:r>

--- a/klagomål/S 2962-2025 FSC-klagomål.docx
+++ b/klagomål/S 2962-2025 FSC-klagomål.docx
@@ -1594,7 +1594,7 @@
     <w:r>
       <w:tab/>
       <w:tab/>
-      <w:t>2026-08-21</w:t>
+      <w:t>2026-08-22</w:t>
       <w:br/>
       <w:br/>
     </w:r>

--- a/klagomål/S 2962-2025 FSC-klagomål.docx
+++ b/klagomål/S 2962-2025 FSC-klagomål.docx
@@ -1594,7 +1594,7 @@
     <w:r>
       <w:tab/>
       <w:tab/>
-      <w:t>2026-08-22</w:t>
+      <w:t>2026-08-23</w:t>
       <w:br/>
       <w:br/>
     </w:r>

--- a/klagomål/S 2962-2025 FSC-klagomål.docx
+++ b/klagomål/S 2962-2025 FSC-klagomål.docx
@@ -1594,7 +1594,7 @@
     <w:r>
       <w:tab/>
       <w:tab/>
-      <w:t>2026-08-23</w:t>
+      <w:t>2026-08-24</w:t>
       <w:br/>
       <w:br/>
     </w:r>

--- a/klagomål/S 2962-2025 FSC-klagomål.docx
+++ b/klagomål/S 2962-2025 FSC-klagomål.docx
@@ -178,7 +178,7 @@
       <w:r>
         <w:drawing>
           <wp:inline xmlns:a="http://schemas.openxmlformats.org/drawingml/2006/main" xmlns:pic="http://schemas.openxmlformats.org/drawingml/2006/picture">
-            <wp:extent cx="5229777" cy="5724000"/>
+            <wp:extent cx="5128337" cy="5724000"/>
             <wp:docPr id="1" name="Picture 1"/>
             <wp:cNvGraphicFramePr>
               <a:graphicFrameLocks noChangeAspect="1"/>
@@ -199,7 +199,7 @@
                   <pic:spPr>
                     <a:xfrm>
                       <a:off x="0" y="0"/>
-                      <a:ext cx="5229777" cy="5724000"/>
+                      <a:ext cx="5128337" cy="5724000"/>
                     </a:xfrm>
                     <a:prstGeom prst="rect"/>
                   </pic:spPr>
@@ -221,7 +221,7 @@
     </w:p>
     <w:p>
       <w:r>
-        <w:t>I och inom 25 meter från samrådsanmälan finns fynd av 39 naturvårdsarter, varav 24 är rödlistade, 8 är fridlysta, 16 är typiska (T) och 9 är signalarter (S): ask (EN), brödtaggsvamp (EN), koppartaggsvamp (EN), raggtaggsvamp (EN), spricktaggsvamp (EN), violgubbe (EN), grangråticka (VU, T), gul taggsvamp (VU, T), porslinsblå spindling (VU, T), stor odörspindling (VU), svartfjällig musseron (VU), blek fingersvamp (NT), dofttaggsvamp (NT, T), dunmossa (NT, T), fjällig taggsvamp s.str. (NT), gultoppig fingersvamp (NT), kryddspindling (NT, T), orange taggsvamp (NT, T), skarp dropptaggsvamp (NT), svart taggsvamp (NT), sårläka (NT, T), talltita (NT, §4), tjockfotad fingersvamp (NT), ullticka (NT, T), blåmossa (S, T), diskvaxskivling (S), nordlig tuffmossa (S), olivspindling (S), rödgul trumpetsvamp (S), skogsknipprot (S, T, §8), svart trolldruva (S, T), svavelriska (S), zontaggsvamp (S), blåsippa (T, §9), mattlummer (T, §9), spillkråka (T, §4), tjäder (T, §4), kungsfågel (§4) och revlummer (§9). Se Figur 1.</w:t>
+        <w:t>I och inom 25 meter från samrådsanmälan finns fynd av 43 naturvårdsarter, varav 24 är rödlistade, 8 är fridlysta, 20 är typiska (T) och 9 är signalarter (S): ask (EN), brödtaggsvamp (EN), koppartaggsvamp (EN), raggtaggsvamp (EN), spricktaggsvamp (EN), violgubbe (EN), grangråticka (VU, T), gul taggsvamp (VU, T), porslinsblå spindling (VU, T), stor odörspindling (VU), svartfjällig musseron (VU), blek fingersvamp (NT), dofttaggsvamp (NT, T), dunmossa (NT, T), fjällig taggsvamp s.str. (NT), gultoppig fingersvamp (NT), kryddspindling (NT, T), orange taggsvamp (NT, T), skarp dropptaggsvamp (NT), svart taggsvamp (NT), sårläka (NT, T), talltita (NT, §4), tjockfotad fingersvamp (NT), ullticka (NT, T), blåmossa (S, T), diskvaxskivling (S), nordlig tuffmossa (S), olivspindling (S), rödgul trumpetsvamp (S), skogsknipprot (S, T, §8), svart trolldruva (S, T), svavelriska (S), zontaggsvamp (S), blåsippa (T, §9), ekbräken (T), kärrfibbla (T), mattlummer (T, §9), skogsstjärna (T), spillkråka (T, §4), tjäder (T, §4), vitsippa (T), kungsfågel (§4) och revlummer (§9). Se Figur 1.</w:t>
       </w:r>
     </w:p>
     <w:p>
@@ -789,6 +789,55 @@
         <w:rPr>
           <w:b/>
         </w:rPr>
+        <w:t xml:space="preserve">Ekbräken </w:t>
+      </w:r>
+      <w:r>
+        <w:t xml:space="preserve">är typisk art för </w:t>
+      </w:r>
+      <w:r>
+        <w:rPr>
+          <w:i/>
+        </w:rPr>
+        <w:t>9050 Näringsrik granskog</w:t>
+      </w:r>
+      <w:r>
+        <w:t xml:space="preserve"> (SLU Artdatabanken, 2025).</w:t>
+      </w:r>
+    </w:p>
+    <w:p>
+      <w:r>
+        <w:rPr>
+          <w:b/>
+        </w:rPr>
+        <w:t>Kärrfibbla</w:t>
+      </w:r>
+      <w:r>
+        <w:t xml:space="preserve"> är typisk art för </w:t>
+      </w:r>
+      <w:r>
+        <w:rPr>
+          <w:i/>
+        </w:rPr>
+        <w:t xml:space="preserve">9050 Näringsrik granskog, 9080 Lövsumpskog </w:t>
+      </w:r>
+      <w:r>
+        <w:t>och</w:t>
+      </w:r>
+      <w:r>
+        <w:rPr>
+          <w:i/>
+        </w:rPr>
+        <w:t xml:space="preserve"> 9040 Fjällbjörkskog </w:t>
+      </w:r>
+      <w:r>
+        <w:t>(SLU Artdatabanken, 2025).</w:t>
+      </w:r>
+    </w:p>
+    <w:p>
+      <w:r>
+        <w:rPr>
+          <w:b/>
+        </w:rPr>
         <w:t>Mattlummer (§9)</w:t>
       </w:r>
       <w:r>
@@ -809,6 +858,26 @@
         <w:rPr>
           <w:b/>
         </w:rPr>
+        <w:t xml:space="preserve">Skogsstjärna </w:t>
+      </w:r>
+      <w:r>
+        <w:t xml:space="preserve">är typisk art för </w:t>
+      </w:r>
+      <w:r>
+        <w:rPr>
+          <w:i/>
+        </w:rPr>
+        <w:t xml:space="preserve">9190 Näringsfattig ekskog </w:t>
+      </w:r>
+      <w:r>
+        <w:t>(SLU Artdatabanken, 2025).</w:t>
+      </w:r>
+    </w:p>
+    <w:p>
+      <w:r>
+        <w:rPr>
+          <w:b/>
+        </w:rPr>
         <w:t>Spillkråka (§4)</w:t>
       </w:r>
       <w:r>
@@ -860,6 +929,26 @@
       </w:r>
       <w:r>
         <w:t>. Tjädern är en utpräglad skogsfågel knuten till större sammanhängande barrskogsområden. Tupparna och hönorna utnyttjar till viss del olika miljöer, och habitatvalet varierar dessutom mellan olika delar av året. För att det ska finnas livskraftiga tjäderbestånd krävs funktionella skogslandskap med en blandning av uppvuxen, gles och luckig skog, täta sumpskogar, myrar och andra små våtmarker. Arten försvinner när skogen fragmenteras och den sammanlagda arealen hyggen och andra öppna områden blir för stor. Ett småskaligt och försiktigt virkesuttag genom hyggesfria metoder kan i vissa fall vara möjligt i området inom 200 m från lekcentrum. Längre ut från lekcentrum, inom 200–500 m bör den avverkade ytan inte överskrida 1 hektar för att undvika alltför stora och snabba förändringar (Skogsstyrelsen, 2019; SLU Artdatabanken, 2024).</w:t>
+      </w:r>
+    </w:p>
+    <w:p>
+      <w:r>
+        <w:rPr>
+          <w:b/>
+        </w:rPr>
+        <w:t>Vitsippa</w:t>
+      </w:r>
+      <w:r>
+        <w:t xml:space="preserve"> är typisk art för </w:t>
+      </w:r>
+      <w:r>
+        <w:rPr>
+          <w:i/>
+        </w:rPr>
+        <w:t xml:space="preserve">9040 Fjällbjörkskog </w:t>
+      </w:r>
+      <w:r>
+        <w:t>(SLU Artdatabanken, 2025).</w:t>
       </w:r>
     </w:p>
     <w:p>
@@ -1005,7 +1094,7 @@
         <w:rPr>
           <w:i/>
         </w:rPr>
-        <w:t>I det samrådsanmälda skogsområdet har 39 naturvårdsarter varav 24 rödlistade arter sina livsmiljöer och växtplatser.</w:t>
+        <w:t>I det samrådsanmälda skogsområdet har 43 naturvårdsarter varav 24 rödlistade arter sina livsmiljöer och växtplatser.</w:t>
       </w:r>
     </w:p>
     <w:p>
@@ -1594,7 +1683,7 @@
     <w:r>
       <w:tab/>
       <w:tab/>
-      <w:t>2026-08-24</w:t>
+      <w:t>2026-08-25</w:t>
       <w:br/>
       <w:br/>
     </w:r>

--- a/klagomål/S 2962-2025 FSC-klagomål.docx
+++ b/klagomål/S 2962-2025 FSC-klagomål.docx
@@ -1683,7 +1683,7 @@
     <w:r>
       <w:tab/>
       <w:tab/>
-      <w:t>2026-08-25</w:t>
+      <w:t>2026-08-26</w:t>
       <w:br/>
       <w:br/>
     </w:r>

--- a/klagomål/S 2962-2025 FSC-klagomål.docx
+++ b/klagomål/S 2962-2025 FSC-klagomål.docx
@@ -1683,7 +1683,7 @@
     <w:r>
       <w:tab/>
       <w:tab/>
-      <w:t>2026-08-26</w:t>
+      <w:t>2026-08-27</w:t>
       <w:br/>
       <w:br/>
     </w:r>

--- a/klagomål/S 2962-2025 FSC-klagomål.docx
+++ b/klagomål/S 2962-2025 FSC-klagomål.docx
@@ -1683,7 +1683,7 @@
     <w:r>
       <w:tab/>
       <w:tab/>
-      <w:t>2026-08-27</w:t>
+      <w:t>2026-08-28</w:t>
       <w:br/>
       <w:br/>
     </w:r>

--- a/klagomål/S 2962-2025 FSC-klagomål.docx
+++ b/klagomål/S 2962-2025 FSC-klagomål.docx
@@ -1683,7 +1683,7 @@
     <w:r>
       <w:tab/>
       <w:tab/>
-      <w:t>2026-08-28</w:t>
+      <w:t>2026-08-29</w:t>
       <w:br/>
       <w:br/>
     </w:r>

--- a/klagomål/S 2962-2025 FSC-klagomål.docx
+++ b/klagomål/S 2962-2025 FSC-klagomål.docx
@@ -1683,7 +1683,7 @@
     <w:r>
       <w:tab/>
       <w:tab/>
-      <w:t>2026-08-29</w:t>
+      <w:t>2026-08-31</w:t>
       <w:br/>
       <w:br/>
     </w:r>

--- a/klagomål/S 2962-2025 FSC-klagomål.docx
+++ b/klagomål/S 2962-2025 FSC-klagomål.docx
@@ -1683,7 +1683,7 @@
     <w:r>
       <w:tab/>
       <w:tab/>
-      <w:t>2026-08-31</w:t>
+      <w:t>2026-09-01</w:t>
       <w:br/>
       <w:br/>
     </w:r>

--- a/klagomål/S 2962-2025 FSC-klagomål.docx
+++ b/klagomål/S 2962-2025 FSC-klagomål.docx
@@ -1683,7 +1683,7 @@
     <w:r>
       <w:tab/>
       <w:tab/>
-      <w:t>2026-09-01</w:t>
+      <w:t>2026-09-02</w:t>
       <w:br/>
       <w:br/>
     </w:r>

--- a/klagomål/S 2962-2025 FSC-klagomål.docx
+++ b/klagomål/S 2962-2025 FSC-klagomål.docx
@@ -1683,7 +1683,7 @@
     <w:r>
       <w:tab/>
       <w:tab/>
-      <w:t>2026-09-02</w:t>
+      <w:t>2026-09-03</w:t>
       <w:br/>
       <w:br/>
     </w:r>

--- a/klagomål/S 2962-2025 FSC-klagomål.docx
+++ b/klagomål/S 2962-2025 FSC-klagomål.docx
@@ -1683,7 +1683,7 @@
     <w:r>
       <w:tab/>
       <w:tab/>
-      <w:t>2026-09-03</w:t>
+      <w:t>2026-09-04</w:t>
       <w:br/>
       <w:br/>
     </w:r>

--- a/klagomål/S 2962-2025 FSC-klagomål.docx
+++ b/klagomål/S 2962-2025 FSC-klagomål.docx
@@ -1683,7 +1683,7 @@
     <w:r>
       <w:tab/>
       <w:tab/>
-      <w:t>2026-09-04</w:t>
+      <w:t>2026-09-05</w:t>
       <w:br/>
       <w:br/>
     </w:r>
